--- a/deliverables/video-2-slides/hit-final/Video_2_HIT_FINAL/SHORTS/Video_2_Short_1_Could_Anyone_Outside_Tell.docx
+++ b/deliverables/video-2-slides/hit-final/Video_2_HIT_FINAL/SHORTS/Video_2_Short_1_Could_Anyone_Outside_Tell.docx
@@ -14,7 +14,7 @@
           <w:color w:val="8A6D1E"/>
           <w:sz w:val="20"/>
         </w:rPr>
-        <w:t>VIDEO 2 SHORT  ·  v5.1</w:t>
+        <w:t>VIDEO 2 SHORT  ·  v5.1.1</w:t>
       </w:r>
     </w:p>
     <w:p>
@@ -58,7 +58,7 @@
           <w:color w:val="5A6B82"/>
           <w:sz w:val="22"/>
         </w:rPr>
-        <w:t>Opening line:  “There is a question good employees ask themselves quietly.”</w:t>
+        <w:t>Opening line:  “You can be very good at your job and still quietly wonder.”</w:t>
       </w:r>
     </w:p>
     <w:p>
@@ -104,7 +104,7 @@
           <w:color w:val="1A1A1A"/>
           <w:sz w:val="27"/>
         </w:rPr>
-        <w:t>There is a question good employees ask themselves quietly.</w:t>
+        <w:t>You can be very good at your job and still quietly wonder: would anyone outside this company understand what I do?</w:t>
       </w:r>
     </w:p>
     <w:p>
@@ -119,22 +119,7 @@
           <w:color w:val="1A1A1A"/>
           <w:sz w:val="27"/>
         </w:rPr>
-        <w:t>Would anyone outside this company actually understand what I do?</w:t>
-      </w:r>
-    </w:p>
-    <w:p>
-      <w:pPr>
-        <w:spacing w:before="0" w:after="200" w:line="360" w:lineRule="auto"/>
-        <w:keepLines w:val="1"/>
-      </w:pPr>
-      <w:r>
-        <w:rPr>
-          <w:b w:val="0"/>
-          <w:i w:val="0"/>
-          <w:color w:val="1A1A1A"/>
-          <w:sz w:val="27"/>
-        </w:rPr>
-        <w:t>If you have asked it, I want to say something first.</w:t>
+        <w:t>If you have asked yourself that, I want to say something first.</w:t>
       </w:r>
     </w:p>
     <w:p>
@@ -164,7 +149,7 @@
           <w:color w:val="1A1A1A"/>
           <w:sz w:val="27"/>
         </w:rPr>
-        <w:t>Because the better you get at one place, the more of your value gets wrapped inside that place. The history nobody wrote down. The systems. The relationships. The shortcuts you can take because people trust you.</w:t>
+        <w:t>Because as you get better at one place, some of your value can become wrapped in that context. The history nobody wrote down. The systems. The relationships. The shortcuts you can take because people trust you.</w:t>
       </w:r>
     </w:p>
     <w:p>
@@ -179,7 +164,7 @@
           <w:color w:val="1A1A1A"/>
           <w:sz w:val="27"/>
         </w:rPr>
-        <w:t>Your company knows exactly why you matter. They watched you earn it.</w:t>
+        <w:t>The people around you may know exactly why you matter, because they have seen the work.</w:t>
       </w:r>
     </w:p>
     <w:p>
@@ -194,7 +179,7 @@
           <w:color w:val="1A1A1A"/>
           <w:sz w:val="27"/>
         </w:rPr>
-        <w:t>Somebody in another organisation has none of that.</w:t>
+        <w:t>Somebody in another organization has none of that.</w:t>
       </w:r>
     </w:p>
     <w:p>
